--- a/João Guilherme Sant' Ana/Projeto Integrador I/Documentos/Relatório fase 2.docx
+++ b/João Guilherme Sant' Ana/Projeto Integrador I/Documentos/Relatório fase 2.docx
@@ -930,7 +930,7 @@
                     <pic:cNvPicPr/>
                   </pic:nvPicPr>
                   <pic:blipFill>
-                    <a:blip r:embed="rId5">
+                    <a:blip r:embed="rId6">
                       <a:extLst>
                         <a:ext uri="{28A0092B-C50C-407E-A947-70E740481C1C}">
                           <a14:useLocalDpi xmlns:a14="http://schemas.microsoft.com/office/drawing/2010/main" val="0"/>
@@ -990,7 +990,7 @@
                     <pic:cNvPicPr/>
                   </pic:nvPicPr>
                   <pic:blipFill>
-                    <a:blip r:embed="rId6">
+                    <a:blip r:embed="rId7">
                       <a:extLst>
                         <a:ext uri="{28A0092B-C50C-407E-A947-70E740481C1C}">
                           <a14:useLocalDpi xmlns:a14="http://schemas.microsoft.com/office/drawing/2010/main" val="0"/>
@@ -1022,16 +1022,7 @@
         <w:jc w:val="center"/>
       </w:pPr>
       <w:r>
-        <w:t xml:space="preserve">Figura </w:t>
-      </w:r>
-      <w:r>
-        <w:t>2</w:t>
-      </w:r>
-      <w:r>
-        <w:t xml:space="preserve">: select de dados inseridos na tabela de </w:t>
-      </w:r>
-      <w:r>
-        <w:t>Previsao_tempo</w:t>
+        <w:t>Figura 2: select de dados inseridos na tabela de Previsao_tempo</w:t>
       </w:r>
     </w:p>
     <w:p>
@@ -1064,7 +1055,7 @@
                     <pic:cNvPicPr/>
                   </pic:nvPicPr>
                   <pic:blipFill>
-                    <a:blip r:embed="rId7">
+                    <a:blip r:embed="rId8">
                       <a:extLst>
                         <a:ext uri="{28A0092B-C50C-407E-A947-70E740481C1C}">
                           <a14:useLocalDpi xmlns:a14="http://schemas.microsoft.com/office/drawing/2010/main" val="0"/>
@@ -1096,16 +1087,7 @@
         <w:jc w:val="center"/>
       </w:pPr>
       <w:r>
-        <w:t xml:space="preserve">Figura </w:t>
-      </w:r>
-      <w:r>
-        <w:t>3</w:t>
-      </w:r>
-      <w:r>
-        <w:t xml:space="preserve">: select de dados inseridos na tabela de </w:t>
-      </w:r>
-      <w:r>
-        <w:t>Area_plantio com utilização de Join para correlacionar dados de planta</w:t>
+        <w:t>Figura 3: select de dados inseridos na tabela de Area_plantio com utilização de Join para correlacionar dados de planta</w:t>
       </w:r>
     </w:p>
     <w:p>
@@ -1122,7 +1104,7 @@
           <w:noProof/>
         </w:rPr>
         <w:drawing>
-          <wp:inline distT="0" distB="0" distL="0" distR="0" wp14:anchorId="350F106A" wp14:editId="6FD5A9A1">
+          <wp:inline distT="0" distB="0" distL="0" distR="0" wp14:anchorId="350F106A" wp14:editId="5757FF20">
             <wp:extent cx="5400040" cy="2486025"/>
             <wp:effectExtent l="0" t="0" r="0" b="9525"/>
             <wp:docPr id="2013775303" name="Imagem 6"/>
@@ -1137,7 +1119,7 @@
                     <pic:cNvPicPr/>
                   </pic:nvPicPr>
                   <pic:blipFill>
-                    <a:blip r:embed="rId8" cstate="print">
+                    <a:blip r:embed="rId9" cstate="print">
                       <a:extLst>
                         <a:ext uri="{28A0092B-C50C-407E-A947-70E740481C1C}">
                           <a14:useLocalDpi xmlns:a14="http://schemas.microsoft.com/office/drawing/2010/main" val="0"/>
@@ -1170,16 +1152,7 @@
       </w:pPr>
       <w:r>
         <w:lastRenderedPageBreak/>
-        <w:t xml:space="preserve">Figura </w:t>
-      </w:r>
-      <w:r>
-        <w:t>4</w:t>
-      </w:r>
-      <w:r>
-        <w:t xml:space="preserve">: select de dados inseridos na tabela de </w:t>
-      </w:r>
-      <w:r>
-        <w:t>Agendamento_fertilizacao com joins referentes a funcionário que realizou a operação, área onde a cultura se encontra plantada e a previsão do tempo dentro dos limites dos triggers para permitir o agendamento.</w:t>
+        <w:t>Figura 4: select de dados inseridos na tabela de Agendamento_fertilizacao com joins referentes a funcionário que realizou a operação, área onde a cultura se encontra plantada e a previsão do tempo dentro dos limites dos triggers para permitir o agendamento.</w:t>
       </w:r>
     </w:p>
     <w:p>
@@ -1192,6 +1165,9 @@
         <w:jc w:val="center"/>
       </w:pPr>
       <w:r>
+        <w:rPr>
+          <w:noProof/>
+        </w:rPr>
         <w:drawing>
           <wp:inline distT="0" distB="0" distL="0" distR="0" wp14:anchorId="04AEEA9A" wp14:editId="456AD1AA">
             <wp:extent cx="3562847" cy="5010849"/>
@@ -1208,7 +1184,7 @@
                     <pic:cNvPicPr/>
                   </pic:nvPicPr>
                   <pic:blipFill>
-                    <a:blip r:embed="rId9"/>
+                    <a:blip r:embed="rId10"/>
                     <a:stretch>
                       <a:fillRect/>
                     </a:stretch>
@@ -1240,10 +1216,7 @@
         <w:t>5</w:t>
       </w:r>
       <w:r>
-        <w:t xml:space="preserve">: </w:t>
-      </w:r>
-      <w:r>
-        <w:t>select de agrupamento de tipo de solo por quantidade cadastrada com o a mesma descrição e ordenado por id.</w:t>
+        <w:t>: select de agrupamento de tipo de solo por quantidade cadastrada com o a mesma descrição e ordenado por id.</w:t>
       </w:r>
     </w:p>
     <w:p/>
@@ -1270,6 +1243,9 @@
         <w:jc w:val="center"/>
       </w:pPr>
       <w:r>
+        <w:rPr>
+          <w:noProof/>
+        </w:rPr>
         <w:lastRenderedPageBreak/>
         <w:drawing>
           <wp:inline distT="0" distB="0" distL="0" distR="0" wp14:anchorId="085FF8B8" wp14:editId="44B64D99">
@@ -1287,7 +1263,7 @@
                     <pic:cNvPicPr/>
                   </pic:nvPicPr>
                   <pic:blipFill>
-                    <a:blip r:embed="rId10"/>
+                    <a:blip r:embed="rId11"/>
                     <a:stretch>
                       <a:fillRect/>
                     </a:stretch>
@@ -1313,16 +1289,7 @@
         <w:jc w:val="center"/>
       </w:pPr>
       <w:r>
-        <w:t xml:space="preserve">Figura </w:t>
-      </w:r>
-      <w:r>
-        <w:t>6</w:t>
-      </w:r>
-      <w:r>
-        <w:t xml:space="preserve">: </w:t>
-      </w:r>
-      <w:r>
-        <w:t>insert fracassado de tentativa de agendamento mostrando mensagem de retorno negativa à tentativa de operação</w:t>
+        <w:t>Figura 6: insert fracassado de tentativa de agendamento mostrando mensagem de retorno negativa à tentativa de operação</w:t>
       </w:r>
     </w:p>
     <w:p>
@@ -1380,10 +1347,10 @@
         <w:t>haveria</w:t>
       </w:r>
       <w:r>
-        <w:t xml:space="preserve"> triggers individuais para chuva e vento foram unificados em um único trigger que analisa os dois </w:t>
-      </w:r>
-      <w:r>
-        <w:t>dados. Como ambos resultariam no mesmo desfecho (agendamento negado), essa foi a solução mais correta</w:t>
+        <w:t xml:space="preserve"> triggers individuais para chuva e vento foram unificados em um único trigger</w:t>
+      </w:r>
+      <w:r>
+        <w:t>. Como ambos resultariam no mesmo desfecho (agendamento negado), essa foi a solução mais correta</w:t>
       </w:r>
       <w:r>
         <w:t xml:space="preserve"> </w:t>
@@ -1398,11 +1365,11 @@
         <w:t>Durante a criação, a falta de atenção para onde o banco foi criado acabou por complicar um pouco as coisas: ao invés da criação das tabelas ter acontecido na “pasta” de acesso geral do pgAdmin4 – public – ele criou um sub esquema que necessitava do cabeçalho “SET search_path TO” seguido do nome das tabelas, detalhe que corriqueiramente me fugia à cabeça e travava meus avanços até perceber</w:t>
       </w:r>
       <w:r>
-        <w:t xml:space="preserve">, caso a caso, o que havia de errado. Fora isso, conforme a alimentação do banco fluía, sempre com atenção para primariamente a inserção ser de dados que </w:t>
+        <w:t xml:space="preserve">, caso a caso, o que havia de errado. Fora isso, conforme a alimentação do banco fluía, sempre com atenção para primariamente a inserção ser de dados que não disparassem o trigger (nesta parte o trigger não havia sido criado e não quis </w:t>
       </w:r>
       <w:r>
         <w:lastRenderedPageBreak/>
-        <w:t>não disparassem o trigger (nesta parte o trigger não havia sido criado e não quis correr o risco de previamente ter registrado agenamentos que futuramente não seriam permitidos)</w:t>
+        <w:t>correr o risco de previamente ter registrado agenamentos que futuramente não seriam permitidos)</w:t>
       </w:r>
       <w:r>
         <w:t>. Após criado, a execução sem falhas do trigger fechou com chave de ouro e possibilitou o avanço para o relatório.</w:t>
@@ -2933,4 +2900,16 @@
     </a:ext>
   </a:extLst>
 </a:theme>
+</file>
+
+<file path=customXml/item1.xml><?xml version="1.0" encoding="utf-8"?>
+<b:Sources xmlns:b="http://schemas.openxmlformats.org/officeDocument/2006/bibliography" xmlns="http://schemas.openxmlformats.org/officeDocument/2006/bibliography" SelectedStyle="\APASixthEditionOfficeOnline.xsl" StyleName="APA" Version="6"/>
+</file>
+
+<file path=customXml/itemProps1.xml><?xml version="1.0" encoding="utf-8"?>
+<ds:datastoreItem xmlns:ds="http://schemas.openxmlformats.org/officeDocument/2006/customXml" ds:itemID="{F43B96EE-93AE-4EE6-839E-FD550EBC192D}">
+  <ds:schemaRefs>
+    <ds:schemaRef ds:uri="http://schemas.openxmlformats.org/officeDocument/2006/bibliography"/>
+  </ds:schemaRefs>
+</ds:datastoreItem>
 </file>
--- a/João Guilherme Sant' Ana/Projeto Integrador I/Documentos/Relatório fase 2.docx
+++ b/João Guilherme Sant' Ana/Projeto Integrador I/Documentos/Relatório fase 2.docx
@@ -64,76 +64,156 @@
         </w:rPr>
       </w:pPr>
       <w:r>
-        <w:t>CREATE TABLE "Agendamento_fertilizacao" (</w:t>
-      </w:r>
-    </w:p>
-    <w:p>
-      <w:pPr>
-        <w:jc w:val="both"/>
-      </w:pPr>
-    </w:p>
-    <w:p>
-      <w:pPr>
-        <w:jc w:val="both"/>
-      </w:pPr>
-      <w:r>
-        <w:t xml:space="preserve">  "id_agendamento" SERIAL NOT NULL,</w:t>
-      </w:r>
-    </w:p>
-    <w:p>
-      <w:pPr>
-        <w:jc w:val="both"/>
-      </w:pPr>
-      <w:r>
-        <w:t xml:space="preserve">  "data_agendada" DATE NOT NULL,</w:t>
-      </w:r>
-    </w:p>
-    <w:p>
-      <w:pPr>
-        <w:jc w:val="both"/>
-      </w:pPr>
-      <w:r>
-        <w:t xml:space="preserve">  "tipo_fertilizante" VARCHAR(45) NOT NULL,</w:t>
-      </w:r>
-    </w:p>
-    <w:p>
-      <w:pPr>
-        <w:jc w:val="both"/>
-      </w:pPr>
-      <w:r>
-        <w:t xml:space="preserve">  "status" VARCHAR(45) NOT NULL,</w:t>
-      </w:r>
-    </w:p>
-    <w:p>
-      <w:pPr>
-        <w:jc w:val="both"/>
-      </w:pPr>
-      <w:r>
-        <w:t xml:space="preserve">  "Funcionario_id_funcionario" INT NOT NULL,</w:t>
-      </w:r>
-    </w:p>
-    <w:p>
-      <w:pPr>
-        <w:jc w:val="both"/>
-      </w:pPr>
-      <w:r>
-        <w:t xml:space="preserve">  "Area_plantio_id_area" INT NOT NULL,</w:t>
-      </w:r>
-    </w:p>
-    <w:p>
-      <w:pPr>
-        <w:jc w:val="both"/>
-      </w:pPr>
-      <w:r>
-        <w:t xml:space="preserve">  "Previsao_tempo_dat_previsao" DATE NOT NULL,</w:t>
-      </w:r>
-    </w:p>
-    <w:p>
-      <w:pPr>
-        <w:jc w:val="both"/>
-      </w:pPr>
-      <w:r>
-        <w:t xml:space="preserve">  PRIMARY KEY ("id_agendamento")</w:t>
+        <w:t>CREATE TABLE "</w:t>
+      </w:r>
+      <w:proofErr w:type="spellStart"/>
+      <w:r>
+        <w:t>Agendamento_fertilizacao</w:t>
+      </w:r>
+      <w:proofErr w:type="spellEnd"/>
+      <w:r>
+        <w:t>" (</w:t>
+      </w:r>
+    </w:p>
+    <w:p>
+      <w:pPr>
+        <w:jc w:val="both"/>
+      </w:pPr>
+    </w:p>
+    <w:p>
+      <w:pPr>
+        <w:jc w:val="both"/>
+      </w:pPr>
+      <w:r>
+        <w:t xml:space="preserve">  "</w:t>
+      </w:r>
+      <w:proofErr w:type="spellStart"/>
+      <w:r>
+        <w:t>id_agendamento</w:t>
+      </w:r>
+      <w:proofErr w:type="spellEnd"/>
+      <w:r>
+        <w:t>" SERIAL NOT NULL,</w:t>
+      </w:r>
+    </w:p>
+    <w:p>
+      <w:pPr>
+        <w:jc w:val="both"/>
+      </w:pPr>
+      <w:r>
+        <w:t xml:space="preserve">  "</w:t>
+      </w:r>
+      <w:proofErr w:type="spellStart"/>
+      <w:r>
+        <w:t>data_agendada</w:t>
+      </w:r>
+      <w:proofErr w:type="spellEnd"/>
+      <w:r>
+        <w:t>" DATE NOT NULL,</w:t>
+      </w:r>
+    </w:p>
+    <w:p>
+      <w:pPr>
+        <w:jc w:val="both"/>
+      </w:pPr>
+      <w:r>
+        <w:t xml:space="preserve">  "</w:t>
+      </w:r>
+      <w:proofErr w:type="spellStart"/>
+      <w:r>
+        <w:t>tipo_fertilizante</w:t>
+      </w:r>
+      <w:proofErr w:type="spellEnd"/>
+      <w:r>
+        <w:t xml:space="preserve">" </w:t>
+      </w:r>
+      <w:proofErr w:type="gramStart"/>
+      <w:r>
+        <w:t>VARCHAR(</w:t>
+      </w:r>
+      <w:proofErr w:type="gramEnd"/>
+      <w:r>
+        <w:t>45) NOT NULL,</w:t>
+      </w:r>
+    </w:p>
+    <w:p>
+      <w:pPr>
+        <w:jc w:val="both"/>
+      </w:pPr>
+      <w:r>
+        <w:t xml:space="preserve">  "status" </w:t>
+      </w:r>
+      <w:proofErr w:type="gramStart"/>
+      <w:r>
+        <w:t>VARCHAR(</w:t>
+      </w:r>
+      <w:proofErr w:type="gramEnd"/>
+      <w:r>
+        <w:t>45) NOT NULL,</w:t>
+      </w:r>
+    </w:p>
+    <w:p>
+      <w:pPr>
+        <w:jc w:val="both"/>
+      </w:pPr>
+      <w:r>
+        <w:t xml:space="preserve">  "</w:t>
+      </w:r>
+      <w:proofErr w:type="spellStart"/>
+      <w:r>
+        <w:t>Funcionario_id_funcionario</w:t>
+      </w:r>
+      <w:proofErr w:type="spellEnd"/>
+      <w:r>
+        <w:t>" INT NOT NULL,</w:t>
+      </w:r>
+    </w:p>
+    <w:p>
+      <w:pPr>
+        <w:jc w:val="both"/>
+      </w:pPr>
+      <w:r>
+        <w:t xml:space="preserve">  "</w:t>
+      </w:r>
+      <w:proofErr w:type="spellStart"/>
+      <w:r>
+        <w:t>Area_plantio_id_area</w:t>
+      </w:r>
+      <w:proofErr w:type="spellEnd"/>
+      <w:r>
+        <w:t>" INT NOT NULL,</w:t>
+      </w:r>
+    </w:p>
+    <w:p>
+      <w:pPr>
+        <w:jc w:val="both"/>
+      </w:pPr>
+      <w:r>
+        <w:t xml:space="preserve">  "</w:t>
+      </w:r>
+      <w:proofErr w:type="spellStart"/>
+      <w:r>
+        <w:t>Previsao_tempo_dat_previsao</w:t>
+      </w:r>
+      <w:proofErr w:type="spellEnd"/>
+      <w:r>
+        <w:t>" DATE NOT NULL,</w:t>
+      </w:r>
+    </w:p>
+    <w:p>
+      <w:pPr>
+        <w:jc w:val="both"/>
+      </w:pPr>
+      <w:r>
+        <w:t xml:space="preserve">  PRIMARY KEY ("</w:t>
+      </w:r>
+      <w:proofErr w:type="spellStart"/>
+      <w:r>
+        <w:t>id_agendamento</w:t>
+      </w:r>
+      <w:proofErr w:type="spellEnd"/>
+      <w:r>
+        <w:t>")</w:t>
       </w:r>
     </w:p>
     <w:p>
@@ -154,55 +234,127 @@
         <w:jc w:val="both"/>
       </w:pPr>
       <w:r>
-        <w:t>CREATE TABLE "Analise_solo" (</w:t>
-      </w:r>
-    </w:p>
-    <w:p>
-      <w:pPr>
-        <w:jc w:val="both"/>
-      </w:pPr>
-      <w:r>
-        <w:t xml:space="preserve">  "id_analise" SERIAL NOT NULL,</w:t>
-      </w:r>
-    </w:p>
-    <w:p>
-      <w:pPr>
-        <w:jc w:val="both"/>
-      </w:pPr>
-      <w:r>
-        <w:t xml:space="preserve">  "data_analise" DATE NOT NULL,</w:t>
-      </w:r>
-    </w:p>
-    <w:p>
-      <w:pPr>
-        <w:jc w:val="both"/>
-      </w:pPr>
-      <w:r>
-        <w:t xml:space="preserve">  "umidade_solo_atual" DECIMAL(4,2) NOT NULL,</w:t>
-      </w:r>
-    </w:p>
-    <w:p>
-      <w:pPr>
-        <w:jc w:val="both"/>
-      </w:pPr>
-      <w:r>
-        <w:t xml:space="preserve">  "nivel_nitrogenio" DECIMAL(6,2) NOT NULL,</w:t>
-      </w:r>
-    </w:p>
-    <w:p>
-      <w:pPr>
-        <w:jc w:val="both"/>
-      </w:pPr>
-      <w:r>
-        <w:t xml:space="preserve">  "Area_plantio_id_area" INT NOT NULL,</w:t>
-      </w:r>
-    </w:p>
-    <w:p>
-      <w:pPr>
-        <w:jc w:val="both"/>
-      </w:pPr>
-      <w:r>
-        <w:t xml:space="preserve">  PRIMARY KEY ("id_analise")</w:t>
+        <w:t>CREATE TABLE "</w:t>
+      </w:r>
+      <w:proofErr w:type="spellStart"/>
+      <w:r>
+        <w:t>Analise_solo</w:t>
+      </w:r>
+      <w:proofErr w:type="spellEnd"/>
+      <w:r>
+        <w:t>" (</w:t>
+      </w:r>
+    </w:p>
+    <w:p>
+      <w:pPr>
+        <w:jc w:val="both"/>
+      </w:pPr>
+      <w:r>
+        <w:t xml:space="preserve">  "</w:t>
+      </w:r>
+      <w:proofErr w:type="spellStart"/>
+      <w:r>
+        <w:t>id_analise</w:t>
+      </w:r>
+      <w:proofErr w:type="spellEnd"/>
+      <w:r>
+        <w:t>" SERIAL NOT NULL,</w:t>
+      </w:r>
+    </w:p>
+    <w:p>
+      <w:pPr>
+        <w:jc w:val="both"/>
+      </w:pPr>
+      <w:r>
+        <w:t xml:space="preserve">  "</w:t>
+      </w:r>
+      <w:proofErr w:type="spellStart"/>
+      <w:r>
+        <w:t>data_analise</w:t>
+      </w:r>
+      <w:proofErr w:type="spellEnd"/>
+      <w:r>
+        <w:t>" DATE NOT NULL,</w:t>
+      </w:r>
+    </w:p>
+    <w:p>
+      <w:pPr>
+        <w:jc w:val="both"/>
+      </w:pPr>
+      <w:r>
+        <w:t xml:space="preserve">  "</w:t>
+      </w:r>
+      <w:proofErr w:type="spellStart"/>
+      <w:r>
+        <w:t>umidade_solo_atual</w:t>
+      </w:r>
+      <w:proofErr w:type="spellEnd"/>
+      <w:r>
+        <w:t xml:space="preserve">" </w:t>
+      </w:r>
+      <w:proofErr w:type="gramStart"/>
+      <w:r>
+        <w:t>DECIMAL(</w:t>
+      </w:r>
+      <w:proofErr w:type="gramEnd"/>
+      <w:r>
+        <w:t>4,2) NOT NULL,</w:t>
+      </w:r>
+    </w:p>
+    <w:p>
+      <w:pPr>
+        <w:jc w:val="both"/>
+      </w:pPr>
+      <w:r>
+        <w:t xml:space="preserve">  "</w:t>
+      </w:r>
+      <w:proofErr w:type="spellStart"/>
+      <w:r>
+        <w:t>nivel_nitrogenio</w:t>
+      </w:r>
+      <w:proofErr w:type="spellEnd"/>
+      <w:r>
+        <w:t xml:space="preserve">" </w:t>
+      </w:r>
+      <w:proofErr w:type="gramStart"/>
+      <w:r>
+        <w:t>DECIMAL(</w:t>
+      </w:r>
+      <w:proofErr w:type="gramEnd"/>
+      <w:r>
+        <w:t>6,2) NOT NULL,</w:t>
+      </w:r>
+    </w:p>
+    <w:p>
+      <w:pPr>
+        <w:jc w:val="both"/>
+      </w:pPr>
+      <w:r>
+        <w:t xml:space="preserve">  "</w:t>
+      </w:r>
+      <w:proofErr w:type="spellStart"/>
+      <w:r>
+        <w:t>Area_plantio_id_area</w:t>
+      </w:r>
+      <w:proofErr w:type="spellEnd"/>
+      <w:r>
+        <w:t>" INT NOT NULL,</w:t>
+      </w:r>
+    </w:p>
+    <w:p>
+      <w:pPr>
+        <w:jc w:val="both"/>
+      </w:pPr>
+      <w:r>
+        <w:t xml:space="preserve">  PRIMARY KEY ("</w:t>
+      </w:r>
+      <w:proofErr w:type="spellStart"/>
+      <w:r>
+        <w:t>id_analise</w:t>
+      </w:r>
+      <w:proofErr w:type="spellEnd"/>
+      <w:r>
+        <w:t>")</w:t>
       </w:r>
     </w:p>
     <w:p>
@@ -223,23 +375,55 @@
         <w:jc w:val="both"/>
       </w:pPr>
       <w:r>
-        <w:t>CREATE TABLE "Area_plantio" (</w:t>
-      </w:r>
-    </w:p>
-    <w:p>
-      <w:pPr>
-        <w:jc w:val="both"/>
-      </w:pPr>
-      <w:r>
-        <w:t xml:space="preserve">  "id_area" SERIAL NOT NULL,</w:t>
-      </w:r>
-    </w:p>
-    <w:p>
-      <w:pPr>
-        <w:jc w:val="both"/>
-      </w:pPr>
-      <w:r>
-        <w:t xml:space="preserve">  "descricao_area" VARCHAR(200) NOT NULL,</w:t>
+        <w:t>CREATE TABLE "</w:t>
+      </w:r>
+      <w:proofErr w:type="spellStart"/>
+      <w:r>
+        <w:t>Area_plantio</w:t>
+      </w:r>
+      <w:proofErr w:type="spellEnd"/>
+      <w:r>
+        <w:t>" (</w:t>
+      </w:r>
+    </w:p>
+    <w:p>
+      <w:pPr>
+        <w:jc w:val="both"/>
+      </w:pPr>
+      <w:r>
+        <w:t xml:space="preserve">  "</w:t>
+      </w:r>
+      <w:proofErr w:type="spellStart"/>
+      <w:r>
+        <w:t>id_area</w:t>
+      </w:r>
+      <w:proofErr w:type="spellEnd"/>
+      <w:r>
+        <w:t>" SERIAL NOT NULL,</w:t>
+      </w:r>
+    </w:p>
+    <w:p>
+      <w:pPr>
+        <w:jc w:val="both"/>
+      </w:pPr>
+      <w:r>
+        <w:t xml:space="preserve">  "</w:t>
+      </w:r>
+      <w:proofErr w:type="spellStart"/>
+      <w:r>
+        <w:t>descricao_area</w:t>
+      </w:r>
+      <w:proofErr w:type="spellEnd"/>
+      <w:r>
+        <w:t xml:space="preserve">" </w:t>
+      </w:r>
+      <w:proofErr w:type="gramStart"/>
+      <w:r>
+        <w:t>VARCHAR(</w:t>
+      </w:r>
+      <w:proofErr w:type="gramEnd"/>
+      <w:r>
+        <w:t>200) NOT NULL,</w:t>
       </w:r>
     </w:p>
     <w:p>
@@ -248,23 +432,55 @@
       </w:pPr>
       <w:r>
         <w:lastRenderedPageBreak/>
-        <w:t xml:space="preserve">  "tipo_solo" VARCHAR(45) NOT NULL,</w:t>
-      </w:r>
-    </w:p>
-    <w:p>
-      <w:pPr>
-        <w:jc w:val="both"/>
-      </w:pPr>
-      <w:r>
-        <w:t xml:space="preserve">  "Planta_id_plant" INT NOT NULL,</w:t>
-      </w:r>
-    </w:p>
-    <w:p>
-      <w:pPr>
-        <w:jc w:val="both"/>
-      </w:pPr>
-      <w:r>
-        <w:t xml:space="preserve">  PRIMARY KEY ("id_area")</w:t>
+        <w:t xml:space="preserve">  "</w:t>
+      </w:r>
+      <w:proofErr w:type="spellStart"/>
+      <w:r>
+        <w:t>tipo_solo</w:t>
+      </w:r>
+      <w:proofErr w:type="spellEnd"/>
+      <w:r>
+        <w:t xml:space="preserve">" </w:t>
+      </w:r>
+      <w:proofErr w:type="gramStart"/>
+      <w:r>
+        <w:t>VARCHAR(</w:t>
+      </w:r>
+      <w:proofErr w:type="gramEnd"/>
+      <w:r>
+        <w:t>45) NOT NULL,</w:t>
+      </w:r>
+    </w:p>
+    <w:p>
+      <w:pPr>
+        <w:jc w:val="both"/>
+      </w:pPr>
+      <w:r>
+        <w:t xml:space="preserve">  "</w:t>
+      </w:r>
+      <w:proofErr w:type="spellStart"/>
+      <w:r>
+        <w:t>Planta_id_plant</w:t>
+      </w:r>
+      <w:proofErr w:type="spellEnd"/>
+      <w:r>
+        <w:t>" INT NOT NULL,</w:t>
+      </w:r>
+    </w:p>
+    <w:p>
+      <w:pPr>
+        <w:jc w:val="both"/>
+      </w:pPr>
+      <w:r>
+        <w:t xml:space="preserve">  PRIMARY KEY ("</w:t>
+      </w:r>
+      <w:proofErr w:type="spellStart"/>
+      <w:r>
+        <w:t>id_area</w:t>
+      </w:r>
+      <w:proofErr w:type="spellEnd"/>
+      <w:r>
+        <w:t>")</w:t>
       </w:r>
     </w:p>
     <w:p>
@@ -290,39 +506,79 @@
         <w:jc w:val="both"/>
       </w:pPr>
       <w:r>
-        <w:t>CREATE TABLE "Funcionario" (</w:t>
-      </w:r>
-    </w:p>
-    <w:p>
-      <w:pPr>
-        <w:jc w:val="both"/>
-      </w:pPr>
-      <w:r>
-        <w:t xml:space="preserve">  "id_funcionario" SERIAL NOT NULL,</w:t>
-      </w:r>
-    </w:p>
-    <w:p>
-      <w:pPr>
-        <w:jc w:val="both"/>
-      </w:pPr>
-      <w:r>
-        <w:t xml:space="preserve">  "nome" VARCHAR(45) NOT NULL,</w:t>
-      </w:r>
-    </w:p>
-    <w:p>
-      <w:pPr>
-        <w:jc w:val="both"/>
-      </w:pPr>
-      <w:r>
-        <w:t xml:space="preserve">  "cargo" VARCHAR(45) NOT NULL,</w:t>
-      </w:r>
-    </w:p>
-    <w:p>
-      <w:pPr>
-        <w:jc w:val="both"/>
-      </w:pPr>
-      <w:r>
-        <w:t xml:space="preserve">  PRIMARY KEY ("id_funcionario")</w:t>
+        <w:t>CREATE TABLE "</w:t>
+      </w:r>
+      <w:proofErr w:type="spellStart"/>
+      <w:r>
+        <w:t>Funcionario</w:t>
+      </w:r>
+      <w:proofErr w:type="spellEnd"/>
+      <w:r>
+        <w:t>" (</w:t>
+      </w:r>
+    </w:p>
+    <w:p>
+      <w:pPr>
+        <w:jc w:val="both"/>
+      </w:pPr>
+      <w:r>
+        <w:t xml:space="preserve">  "</w:t>
+      </w:r>
+      <w:proofErr w:type="spellStart"/>
+      <w:r>
+        <w:t>id_funcionario</w:t>
+      </w:r>
+      <w:proofErr w:type="spellEnd"/>
+      <w:r>
+        <w:t>" SERIAL NOT NULL,</w:t>
+      </w:r>
+    </w:p>
+    <w:p>
+      <w:pPr>
+        <w:jc w:val="both"/>
+      </w:pPr>
+      <w:r>
+        <w:t xml:space="preserve">  "nome" </w:t>
+      </w:r>
+      <w:proofErr w:type="gramStart"/>
+      <w:r>
+        <w:t>VARCHAR(</w:t>
+      </w:r>
+      <w:proofErr w:type="gramEnd"/>
+      <w:r>
+        <w:t>45) NOT NULL,</w:t>
+      </w:r>
+    </w:p>
+    <w:p>
+      <w:pPr>
+        <w:jc w:val="both"/>
+      </w:pPr>
+      <w:r>
+        <w:t xml:space="preserve">  "cargo" </w:t>
+      </w:r>
+      <w:proofErr w:type="gramStart"/>
+      <w:r>
+        <w:t>VARCHAR(</w:t>
+      </w:r>
+      <w:proofErr w:type="gramEnd"/>
+      <w:r>
+        <w:t>45) NOT NULL,</w:t>
+      </w:r>
+    </w:p>
+    <w:p>
+      <w:pPr>
+        <w:jc w:val="both"/>
+      </w:pPr>
+      <w:r>
+        <w:t xml:space="preserve">  PRIMARY KEY ("</w:t>
+      </w:r>
+      <w:proofErr w:type="spellStart"/>
+      <w:r>
+        <w:t>id_funcionario</w:t>
+      </w:r>
+      <w:proofErr w:type="spellEnd"/>
+      <w:r>
+        <w:t>")</w:t>
       </w:r>
     </w:p>
     <w:p>
@@ -351,23 +607,55 @@
         <w:jc w:val="both"/>
       </w:pPr>
       <w:r>
-        <w:t xml:space="preserve">  "id_plant" SERIAL NOT NULL,</w:t>
-      </w:r>
-    </w:p>
-    <w:p>
-      <w:pPr>
-        <w:jc w:val="both"/>
-      </w:pPr>
-      <w:r>
-        <w:t xml:space="preserve">  "fase_crescimento" VARCHAR(45) NOT NULL,</w:t>
-      </w:r>
-    </w:p>
-    <w:p>
-      <w:pPr>
-        <w:jc w:val="both"/>
-      </w:pPr>
-      <w:r>
-        <w:t xml:space="preserve">  PRIMARY KEY ("id_plant")</w:t>
+        <w:t xml:space="preserve">  "</w:t>
+      </w:r>
+      <w:proofErr w:type="spellStart"/>
+      <w:r>
+        <w:t>id_plant</w:t>
+      </w:r>
+      <w:proofErr w:type="spellEnd"/>
+      <w:r>
+        <w:t>" SERIAL NOT NULL,</w:t>
+      </w:r>
+    </w:p>
+    <w:p>
+      <w:pPr>
+        <w:jc w:val="both"/>
+      </w:pPr>
+      <w:r>
+        <w:t xml:space="preserve">  "</w:t>
+      </w:r>
+      <w:proofErr w:type="spellStart"/>
+      <w:r>
+        <w:t>fase_crescimento</w:t>
+      </w:r>
+      <w:proofErr w:type="spellEnd"/>
+      <w:r>
+        <w:t xml:space="preserve">" </w:t>
+      </w:r>
+      <w:proofErr w:type="gramStart"/>
+      <w:r>
+        <w:t>VARCHAR(</w:t>
+      </w:r>
+      <w:proofErr w:type="gramEnd"/>
+      <w:r>
+        <w:t>45) NOT NULL,</w:t>
+      </w:r>
+    </w:p>
+    <w:p>
+      <w:pPr>
+        <w:jc w:val="both"/>
+      </w:pPr>
+      <w:r>
+        <w:t xml:space="preserve">  PRIMARY KEY ("</w:t>
+      </w:r>
+      <w:proofErr w:type="spellStart"/>
+      <w:r>
+        <w:t>id_plant</w:t>
+      </w:r>
+      <w:proofErr w:type="spellEnd"/>
+      <w:r>
+        <w:t>")</w:t>
       </w:r>
     </w:p>
     <w:p>
@@ -388,47 +676,119 @@
         <w:jc w:val="both"/>
       </w:pPr>
       <w:r>
-        <w:t>CREATE TABLE "Previsao_tempo" (</w:t>
-      </w:r>
-    </w:p>
-    <w:p>
-      <w:pPr>
-        <w:jc w:val="both"/>
-      </w:pPr>
-      <w:r>
-        <w:t xml:space="preserve">  "dat_previsao" DATE NOT NULL,</w:t>
-      </w:r>
-    </w:p>
-    <w:p>
-      <w:pPr>
-        <w:jc w:val="both"/>
-      </w:pPr>
-      <w:r>
-        <w:t xml:space="preserve">  "precipitacao_mm" DECIMAL(5,2) NOT NULL,</w:t>
-      </w:r>
-    </w:p>
-    <w:p>
-      <w:pPr>
-        <w:jc w:val="both"/>
-      </w:pPr>
-      <w:r>
-        <w:t xml:space="preserve">  "velocidade_vento_kmh" DECIMAL(5,2) NOT NULL,</w:t>
-      </w:r>
-    </w:p>
-    <w:p>
-      <w:pPr>
-        <w:jc w:val="both"/>
-      </w:pPr>
-      <w:r>
-        <w:t xml:space="preserve">  "umidade_ar" DECIMAL(4,2) NOT NULL,</w:t>
-      </w:r>
-    </w:p>
-    <w:p>
-      <w:pPr>
-        <w:jc w:val="both"/>
-      </w:pPr>
-      <w:r>
-        <w:t xml:space="preserve">  PRIMARY KEY ("dat_previsao")</w:t>
+        <w:t>CREATE TABLE "</w:t>
+      </w:r>
+      <w:proofErr w:type="spellStart"/>
+      <w:r>
+        <w:t>Previsao_tempo</w:t>
+      </w:r>
+      <w:proofErr w:type="spellEnd"/>
+      <w:r>
+        <w:t>" (</w:t>
+      </w:r>
+    </w:p>
+    <w:p>
+      <w:pPr>
+        <w:jc w:val="both"/>
+      </w:pPr>
+      <w:r>
+        <w:t xml:space="preserve">  "</w:t>
+      </w:r>
+      <w:proofErr w:type="spellStart"/>
+      <w:r>
+        <w:t>dat_previsao</w:t>
+      </w:r>
+      <w:proofErr w:type="spellEnd"/>
+      <w:r>
+        <w:t>" DATE NOT NULL,</w:t>
+      </w:r>
+    </w:p>
+    <w:p>
+      <w:pPr>
+        <w:jc w:val="both"/>
+      </w:pPr>
+      <w:r>
+        <w:t xml:space="preserve">  "</w:t>
+      </w:r>
+      <w:proofErr w:type="spellStart"/>
+      <w:r>
+        <w:t>precipitacao_mm</w:t>
+      </w:r>
+      <w:proofErr w:type="spellEnd"/>
+      <w:r>
+        <w:t xml:space="preserve">" </w:t>
+      </w:r>
+      <w:proofErr w:type="gramStart"/>
+      <w:r>
+        <w:t>DECIMAL(</w:t>
+      </w:r>
+      <w:proofErr w:type="gramEnd"/>
+      <w:r>
+        <w:t>5,2) NOT NULL,</w:t>
+      </w:r>
+    </w:p>
+    <w:p>
+      <w:pPr>
+        <w:jc w:val="both"/>
+      </w:pPr>
+      <w:r>
+        <w:t xml:space="preserve">  "</w:t>
+      </w:r>
+      <w:proofErr w:type="spellStart"/>
+      <w:r>
+        <w:t>velocidade_vento_kmh</w:t>
+      </w:r>
+      <w:proofErr w:type="spellEnd"/>
+      <w:r>
+        <w:t xml:space="preserve">" </w:t>
+      </w:r>
+      <w:proofErr w:type="gramStart"/>
+      <w:r>
+        <w:t>DECIMAL(</w:t>
+      </w:r>
+      <w:proofErr w:type="gramEnd"/>
+      <w:r>
+        <w:t>5,2) NOT NULL,</w:t>
+      </w:r>
+    </w:p>
+    <w:p>
+      <w:pPr>
+        <w:jc w:val="both"/>
+      </w:pPr>
+      <w:r>
+        <w:t xml:space="preserve">  "</w:t>
+      </w:r>
+      <w:proofErr w:type="spellStart"/>
+      <w:r>
+        <w:t>umidade_ar</w:t>
+      </w:r>
+      <w:proofErr w:type="spellEnd"/>
+      <w:r>
+        <w:t xml:space="preserve">" </w:t>
+      </w:r>
+      <w:proofErr w:type="gramStart"/>
+      <w:r>
+        <w:t>DECIMAL(</w:t>
+      </w:r>
+      <w:proofErr w:type="gramEnd"/>
+      <w:r>
+        <w:t>4,2) NOT NULL,</w:t>
+      </w:r>
+    </w:p>
+    <w:p>
+      <w:pPr>
+        <w:jc w:val="both"/>
+      </w:pPr>
+      <w:r>
+        <w:t xml:space="preserve">  PRIMARY KEY ("</w:t>
+      </w:r>
+      <w:proofErr w:type="spellStart"/>
+      <w:r>
+        <w:t>dat_previsao</w:t>
+      </w:r>
+      <w:proofErr w:type="spellEnd"/>
+      <w:r>
+        <w:t>")</w:t>
       </w:r>
     </w:p>
     <w:p>
@@ -492,73 +852,145 @@
         <w:jc w:val="both"/>
       </w:pPr>
       <w:r>
-        <w:t>ALTER TABLE "Agendamento_fertilizacao"</w:t>
-      </w:r>
-    </w:p>
-    <w:p>
-      <w:pPr>
-        <w:jc w:val="both"/>
-      </w:pPr>
-      <w:r>
-        <w:t xml:space="preserve">  DROP CONSTRAINT IF EXISTS "fk_agendamento_previsao";</w:t>
-      </w:r>
-    </w:p>
-    <w:p>
-      <w:pPr>
-        <w:jc w:val="both"/>
-      </w:pPr>
-    </w:p>
-    <w:p>
-      <w:pPr>
-        <w:jc w:val="both"/>
-      </w:pPr>
-      <w:r>
-        <w:t>ALTER TABLE "Agendamento_fertilizacao"</w:t>
-      </w:r>
-    </w:p>
-    <w:p>
-      <w:pPr>
-        <w:jc w:val="both"/>
-      </w:pPr>
-      <w:r>
-        <w:t xml:space="preserve">  DROP COLUMN IF EXISTS "Previsao_tempo_dat_previsao";</w:t>
-      </w:r>
-    </w:p>
-    <w:p>
-      <w:pPr>
-        <w:jc w:val="both"/>
-      </w:pPr>
-    </w:p>
-    <w:p>
-      <w:pPr>
-        <w:jc w:val="both"/>
-      </w:pPr>
-      <w:r>
-        <w:t>ALTER TABLE "Agendamento_fertilizacao"</w:t>
-      </w:r>
-    </w:p>
-    <w:p>
-      <w:pPr>
-        <w:jc w:val="both"/>
-      </w:pPr>
-      <w:r>
-        <w:t xml:space="preserve">  ADD CONSTRAINT "fk_agendamento_previsao_corrigida"</w:t>
-      </w:r>
-    </w:p>
-    <w:p>
-      <w:pPr>
-        <w:jc w:val="both"/>
-      </w:pPr>
-      <w:r>
-        <w:t xml:space="preserve">  FOREIGN KEY ("data_agendada")</w:t>
-      </w:r>
-    </w:p>
-    <w:p>
-      <w:pPr>
-        <w:jc w:val="both"/>
-      </w:pPr>
-      <w:r>
-        <w:t xml:space="preserve">  REFERENCES "Previsao_tempo" ("dat_previsao");</w:t>
+        <w:t>ALTER TABLE "</w:t>
+      </w:r>
+      <w:proofErr w:type="spellStart"/>
+      <w:r>
+        <w:t>Agendamento_fertilizacao</w:t>
+      </w:r>
+      <w:proofErr w:type="spellEnd"/>
+      <w:r>
+        <w:t>"</w:t>
+      </w:r>
+    </w:p>
+    <w:p>
+      <w:pPr>
+        <w:jc w:val="both"/>
+      </w:pPr>
+      <w:r>
+        <w:t xml:space="preserve">  DROP CONSTRAINT IF EXISTS "</w:t>
+      </w:r>
+      <w:proofErr w:type="spellStart"/>
+      <w:r>
+        <w:t>fk_agendamento_previsao</w:t>
+      </w:r>
+      <w:proofErr w:type="spellEnd"/>
+      <w:r>
+        <w:t>";</w:t>
+      </w:r>
+    </w:p>
+    <w:p>
+      <w:pPr>
+        <w:jc w:val="both"/>
+      </w:pPr>
+    </w:p>
+    <w:p>
+      <w:pPr>
+        <w:jc w:val="both"/>
+      </w:pPr>
+      <w:r>
+        <w:t>ALTER TABLE "</w:t>
+      </w:r>
+      <w:proofErr w:type="spellStart"/>
+      <w:r>
+        <w:t>Agendamento_fertilizacao</w:t>
+      </w:r>
+      <w:proofErr w:type="spellEnd"/>
+      <w:r>
+        <w:t>"</w:t>
+      </w:r>
+    </w:p>
+    <w:p>
+      <w:pPr>
+        <w:jc w:val="both"/>
+      </w:pPr>
+      <w:r>
+        <w:t xml:space="preserve">  DROP COLUMN IF EXISTS "</w:t>
+      </w:r>
+      <w:proofErr w:type="spellStart"/>
+      <w:r>
+        <w:t>Previsao_tempo_dat_previsao</w:t>
+      </w:r>
+      <w:proofErr w:type="spellEnd"/>
+      <w:r>
+        <w:t>";</w:t>
+      </w:r>
+    </w:p>
+    <w:p>
+      <w:pPr>
+        <w:jc w:val="both"/>
+      </w:pPr>
+    </w:p>
+    <w:p>
+      <w:pPr>
+        <w:jc w:val="both"/>
+      </w:pPr>
+      <w:r>
+        <w:t>ALTER TABLE "</w:t>
+      </w:r>
+      <w:proofErr w:type="spellStart"/>
+      <w:r>
+        <w:t>Agendamento_fertilizacao</w:t>
+      </w:r>
+      <w:proofErr w:type="spellEnd"/>
+      <w:r>
+        <w:t>"</w:t>
+      </w:r>
+    </w:p>
+    <w:p>
+      <w:pPr>
+        <w:jc w:val="both"/>
+      </w:pPr>
+      <w:r>
+        <w:t xml:space="preserve">  ADD CONSTRAINT "</w:t>
+      </w:r>
+      <w:proofErr w:type="spellStart"/>
+      <w:r>
+        <w:t>fk_agendamento_previsao_corrigida</w:t>
+      </w:r>
+      <w:proofErr w:type="spellEnd"/>
+      <w:r>
+        <w:t>"</w:t>
+      </w:r>
+    </w:p>
+    <w:p>
+      <w:pPr>
+        <w:jc w:val="both"/>
+      </w:pPr>
+      <w:r>
+        <w:t xml:space="preserve">  FOREIGN KEY ("</w:t>
+      </w:r>
+      <w:proofErr w:type="spellStart"/>
+      <w:r>
+        <w:t>data_agendada</w:t>
+      </w:r>
+      <w:proofErr w:type="spellEnd"/>
+      <w:r>
+        <w:t>")</w:t>
+      </w:r>
+    </w:p>
+    <w:p>
+      <w:pPr>
+        <w:jc w:val="both"/>
+      </w:pPr>
+      <w:r>
+        <w:t xml:space="preserve">  REFERENCES "</w:t>
+      </w:r>
+      <w:proofErr w:type="spellStart"/>
+      <w:r>
+        <w:t>Previsao_tempo</w:t>
+      </w:r>
+      <w:proofErr w:type="spellEnd"/>
+      <w:r>
+        <w:t>" ("</w:t>
+      </w:r>
+      <w:proofErr w:type="spellStart"/>
+      <w:r>
+        <w:t>dat_previsao</w:t>
+      </w:r>
+      <w:proofErr w:type="spellEnd"/>
+      <w:r>
+        <w:t>");</w:t>
       </w:r>
     </w:p>
     <w:p>
@@ -592,73 +1024,145 @@
         <w:jc w:val="both"/>
       </w:pPr>
       <w:r>
-        <w:t>ALTER TABLE "Agendamento_fertilizacao"</w:t>
-      </w:r>
-    </w:p>
-    <w:p>
-      <w:pPr>
-        <w:jc w:val="both"/>
-      </w:pPr>
-      <w:r>
-        <w:t xml:space="preserve">  DROP CONSTRAINT IF EXISTS "fk_agendamento_previsao";</w:t>
-      </w:r>
-    </w:p>
-    <w:p>
-      <w:pPr>
-        <w:jc w:val="both"/>
-      </w:pPr>
-    </w:p>
-    <w:p>
-      <w:pPr>
-        <w:jc w:val="both"/>
-      </w:pPr>
-      <w:r>
-        <w:t>ALTER TABLE "Agendamento_fertilizacao"</w:t>
-      </w:r>
-    </w:p>
-    <w:p>
-      <w:pPr>
-        <w:jc w:val="both"/>
-      </w:pPr>
-      <w:r>
-        <w:t xml:space="preserve">  DROP COLUMN IF EXISTS "Previsao_tempo_dat_previsao";</w:t>
-      </w:r>
-    </w:p>
-    <w:p>
-      <w:pPr>
-        <w:jc w:val="both"/>
-      </w:pPr>
-    </w:p>
-    <w:p>
-      <w:pPr>
-        <w:jc w:val="both"/>
-      </w:pPr>
-      <w:r>
-        <w:t>ALTER TABLE "Agendamento_fertilizacao"</w:t>
-      </w:r>
-    </w:p>
-    <w:p>
-      <w:pPr>
-        <w:jc w:val="both"/>
-      </w:pPr>
-      <w:r>
-        <w:t xml:space="preserve">  ADD CONSTRAINT "fk_agendamento_previsao_corrigida"</w:t>
-      </w:r>
-    </w:p>
-    <w:p>
-      <w:pPr>
-        <w:jc w:val="both"/>
-      </w:pPr>
-      <w:r>
-        <w:t xml:space="preserve">  FOREIGN KEY ("data_agendada")</w:t>
-      </w:r>
-    </w:p>
-    <w:p>
-      <w:pPr>
-        <w:jc w:val="both"/>
-      </w:pPr>
-      <w:r>
-        <w:t xml:space="preserve">  REFERENCES "Previsao_tempo" ("dat_previsao");</w:t>
+        <w:t>ALTER TABLE "</w:t>
+      </w:r>
+      <w:proofErr w:type="spellStart"/>
+      <w:r>
+        <w:t>Agendamento_fertilizacao</w:t>
+      </w:r>
+      <w:proofErr w:type="spellEnd"/>
+      <w:r>
+        <w:t>"</w:t>
+      </w:r>
+    </w:p>
+    <w:p>
+      <w:pPr>
+        <w:jc w:val="both"/>
+      </w:pPr>
+      <w:r>
+        <w:t xml:space="preserve">  DROP CONSTRAINT IF EXISTS "</w:t>
+      </w:r>
+      <w:proofErr w:type="spellStart"/>
+      <w:r>
+        <w:t>fk_agendamento_previsao</w:t>
+      </w:r>
+      <w:proofErr w:type="spellEnd"/>
+      <w:r>
+        <w:t>";</w:t>
+      </w:r>
+    </w:p>
+    <w:p>
+      <w:pPr>
+        <w:jc w:val="both"/>
+      </w:pPr>
+    </w:p>
+    <w:p>
+      <w:pPr>
+        <w:jc w:val="both"/>
+      </w:pPr>
+      <w:r>
+        <w:t>ALTER TABLE "</w:t>
+      </w:r>
+      <w:proofErr w:type="spellStart"/>
+      <w:r>
+        <w:t>Agendamento_fertilizacao</w:t>
+      </w:r>
+      <w:proofErr w:type="spellEnd"/>
+      <w:r>
+        <w:t>"</w:t>
+      </w:r>
+    </w:p>
+    <w:p>
+      <w:pPr>
+        <w:jc w:val="both"/>
+      </w:pPr>
+      <w:r>
+        <w:t xml:space="preserve">  DROP COLUMN IF EXISTS "</w:t>
+      </w:r>
+      <w:proofErr w:type="spellStart"/>
+      <w:r>
+        <w:t>Previsao_tempo_dat_previsao</w:t>
+      </w:r>
+      <w:proofErr w:type="spellEnd"/>
+      <w:r>
+        <w:t>";</w:t>
+      </w:r>
+    </w:p>
+    <w:p>
+      <w:pPr>
+        <w:jc w:val="both"/>
+      </w:pPr>
+    </w:p>
+    <w:p>
+      <w:pPr>
+        <w:jc w:val="both"/>
+      </w:pPr>
+      <w:r>
+        <w:t>ALTER TABLE "</w:t>
+      </w:r>
+      <w:proofErr w:type="spellStart"/>
+      <w:r>
+        <w:t>Agendamento_fertilizacao</w:t>
+      </w:r>
+      <w:proofErr w:type="spellEnd"/>
+      <w:r>
+        <w:t>"</w:t>
+      </w:r>
+    </w:p>
+    <w:p>
+      <w:pPr>
+        <w:jc w:val="both"/>
+      </w:pPr>
+      <w:r>
+        <w:t xml:space="preserve">  ADD CONSTRAINT "</w:t>
+      </w:r>
+      <w:proofErr w:type="spellStart"/>
+      <w:r>
+        <w:t>fk_agendamento_previsao_corrigida</w:t>
+      </w:r>
+      <w:proofErr w:type="spellEnd"/>
+      <w:r>
+        <w:t>"</w:t>
+      </w:r>
+    </w:p>
+    <w:p>
+      <w:pPr>
+        <w:jc w:val="both"/>
+      </w:pPr>
+      <w:r>
+        <w:t xml:space="preserve">  FOREIGN KEY ("</w:t>
+      </w:r>
+      <w:proofErr w:type="spellStart"/>
+      <w:r>
+        <w:t>data_agendada</w:t>
+      </w:r>
+      <w:proofErr w:type="spellEnd"/>
+      <w:r>
+        <w:t>")</w:t>
+      </w:r>
+    </w:p>
+    <w:p>
+      <w:pPr>
+        <w:jc w:val="both"/>
+      </w:pPr>
+      <w:r>
+        <w:t xml:space="preserve">  REFERENCES "</w:t>
+      </w:r>
+      <w:proofErr w:type="spellStart"/>
+      <w:r>
+        <w:t>Previsao_tempo</w:t>
+      </w:r>
+      <w:proofErr w:type="spellEnd"/>
+      <w:r>
+        <w:t>" ("</w:t>
+      </w:r>
+      <w:proofErr w:type="spellStart"/>
+      <w:r>
+        <w:t>dat_previsao</w:t>
+      </w:r>
+      <w:proofErr w:type="spellEnd"/>
+      <w:r>
+        <w:t>");</w:t>
       </w:r>
       <w:r>
         <w:t xml:space="preserve"> </w:t>
@@ -684,33 +1188,73 @@
           <w:bCs/>
         </w:rPr>
         <w:lastRenderedPageBreak/>
-        <w:t>Criação da function e trigger, centro da restrição de agendamento de fertilização em condição climática adversa ao permitido</w:t>
-      </w:r>
-    </w:p>
-    <w:p>
-      <w:pPr>
-        <w:jc w:val="both"/>
-      </w:pPr>
-    </w:p>
-    <w:p>
-      <w:pPr>
-        <w:jc w:val="both"/>
-      </w:pPr>
-      <w:r>
-        <w:t>SET search_path TO "Gestao_fertilizacao";</w:t>
-      </w:r>
-    </w:p>
-    <w:p>
-      <w:pPr>
-        <w:jc w:val="both"/>
-      </w:pPr>
-    </w:p>
-    <w:p>
-      <w:pPr>
-        <w:jc w:val="both"/>
-      </w:pPr>
-      <w:r>
-        <w:t>CREATE OR REPLACE FUNCTION valida_chuva_agendamento()</w:t>
+        <w:t xml:space="preserve">Criação da </w:t>
+      </w:r>
+      <w:proofErr w:type="spellStart"/>
+      <w:r>
+        <w:rPr>
+          <w:b/>
+          <w:bCs/>
+        </w:rPr>
+        <w:t>function</w:t>
+      </w:r>
+      <w:proofErr w:type="spellEnd"/>
+      <w:r>
+        <w:rPr>
+          <w:b/>
+          <w:bCs/>
+        </w:rPr>
+        <w:t xml:space="preserve"> e trigger, centro da restrição de agendamento de fertilização em condição climática adversa ao permitido</w:t>
+      </w:r>
+    </w:p>
+    <w:p>
+      <w:pPr>
+        <w:jc w:val="both"/>
+      </w:pPr>
+    </w:p>
+    <w:p>
+      <w:pPr>
+        <w:jc w:val="both"/>
+      </w:pPr>
+      <w:r>
+        <w:t>SET search_path TO "</w:t>
+      </w:r>
+      <w:proofErr w:type="spellStart"/>
+      <w:r>
+        <w:t>Gestao_fertilizacao</w:t>
+      </w:r>
+      <w:proofErr w:type="spellEnd"/>
+      <w:r>
+        <w:t>";</w:t>
+      </w:r>
+    </w:p>
+    <w:p>
+      <w:pPr>
+        <w:jc w:val="both"/>
+      </w:pPr>
+    </w:p>
+    <w:p>
+      <w:pPr>
+        <w:jc w:val="both"/>
+      </w:pPr>
+      <w:r>
+        <w:t xml:space="preserve">CREATE OR REPLACE FUNCTION </w:t>
+      </w:r>
+      <w:proofErr w:type="spellStart"/>
+      <w:r>
+        <w:t>valida_chuva_</w:t>
+      </w:r>
+      <w:proofErr w:type="gramStart"/>
+      <w:r>
+        <w:t>agendamento</w:t>
+      </w:r>
+      <w:proofErr w:type="spellEnd"/>
+      <w:r>
+        <w:t>(</w:t>
+      </w:r>
+      <w:proofErr w:type="gramEnd"/>
+      <w:r>
+        <w:t>)</w:t>
       </w:r>
     </w:p>
     <w:p>
@@ -734,7 +1278,23 @@
         <w:jc w:val="both"/>
       </w:pPr>
       <w:r>
-        <w:t xml:space="preserve">    v_chuva DECIMAL(5,2);</w:t>
+        <w:t xml:space="preserve">    </w:t>
+      </w:r>
+      <w:proofErr w:type="spellStart"/>
+      <w:r>
+        <w:t>v_chuva</w:t>
+      </w:r>
+      <w:proofErr w:type="spellEnd"/>
+      <w:r>
+        <w:t xml:space="preserve"> </w:t>
+      </w:r>
+      <w:proofErr w:type="gramStart"/>
+      <w:r>
+        <w:t>DECIMAL(</w:t>
+      </w:r>
+      <w:proofErr w:type="gramEnd"/>
+      <w:r>
+        <w:t>5,2);</w:t>
       </w:r>
     </w:p>
     <w:p>
@@ -750,44 +1310,97 @@
         <w:jc w:val="both"/>
       </w:pPr>
       <w:r>
-        <w:t xml:space="preserve">    SELECT precipitacao_mm INTO v_chuva</w:t>
-      </w:r>
-    </w:p>
-    <w:p>
-      <w:pPr>
-        <w:jc w:val="both"/>
-      </w:pPr>
-      <w:r>
-        <w:t xml:space="preserve">    FROM "Previsao_tempo"</w:t>
-      </w:r>
-    </w:p>
-    <w:p>
-      <w:pPr>
-        <w:jc w:val="both"/>
-      </w:pPr>
-      <w:r>
-        <w:t xml:space="preserve">    WHERE dat_previsao = NEW.data_agendada;</w:t>
-      </w:r>
-    </w:p>
-    <w:p>
-      <w:pPr>
-        <w:jc w:val="both"/>
-      </w:pPr>
-    </w:p>
-    <w:p>
-      <w:pPr>
-        <w:jc w:val="both"/>
-      </w:pPr>
-      <w:r>
-        <w:t xml:space="preserve">    IF v_chuva &gt; 10 THEN</w:t>
-      </w:r>
-    </w:p>
-    <w:p>
-      <w:pPr>
-        <w:jc w:val="both"/>
-      </w:pPr>
-      <w:r>
-        <w:t xml:space="preserve">        RAISE EXCEPTION 'Agendamento bloqueado: Previsão de chuva de % mm excede o limite de 10 mm permitido.', v_chuva;</w:t>
+        <w:t xml:space="preserve">    SELECT </w:t>
+      </w:r>
+      <w:proofErr w:type="spellStart"/>
+      <w:r>
+        <w:t>precipitacao_mm</w:t>
+      </w:r>
+      <w:proofErr w:type="spellEnd"/>
+      <w:r>
+        <w:t xml:space="preserve"> INTO </w:t>
+      </w:r>
+      <w:proofErr w:type="spellStart"/>
+      <w:r>
+        <w:t>v_chuva</w:t>
+      </w:r>
+      <w:proofErr w:type="spellEnd"/>
+    </w:p>
+    <w:p>
+      <w:pPr>
+        <w:jc w:val="both"/>
+      </w:pPr>
+      <w:r>
+        <w:t xml:space="preserve">    FROM "</w:t>
+      </w:r>
+      <w:proofErr w:type="spellStart"/>
+      <w:r>
+        <w:t>Previsao_tempo</w:t>
+      </w:r>
+      <w:proofErr w:type="spellEnd"/>
+      <w:r>
+        <w:t>"</w:t>
+      </w:r>
+    </w:p>
+    <w:p>
+      <w:pPr>
+        <w:jc w:val="both"/>
+      </w:pPr>
+      <w:r>
+        <w:t xml:space="preserve">    WHERE </w:t>
+      </w:r>
+      <w:proofErr w:type="spellStart"/>
+      <w:r>
+        <w:t>dat_previsao</w:t>
+      </w:r>
+      <w:proofErr w:type="spellEnd"/>
+      <w:r>
+        <w:t xml:space="preserve"> = </w:t>
+      </w:r>
+      <w:proofErr w:type="spellStart"/>
+      <w:r>
+        <w:t>NEW.data_agendada</w:t>
+      </w:r>
+      <w:proofErr w:type="spellEnd"/>
+      <w:r>
+        <w:t>;</w:t>
+      </w:r>
+    </w:p>
+    <w:p>
+      <w:pPr>
+        <w:jc w:val="both"/>
+      </w:pPr>
+    </w:p>
+    <w:p>
+      <w:pPr>
+        <w:jc w:val="both"/>
+      </w:pPr>
+      <w:r>
+        <w:t xml:space="preserve">    IF </w:t>
+      </w:r>
+      <w:proofErr w:type="spellStart"/>
+      <w:r>
+        <w:t>v_chuva</w:t>
+      </w:r>
+      <w:proofErr w:type="spellEnd"/>
+      <w:r>
+        <w:t xml:space="preserve"> &gt; 10 THEN</w:t>
+      </w:r>
+    </w:p>
+    <w:p>
+      <w:pPr>
+        <w:jc w:val="both"/>
+      </w:pPr>
+      <w:r>
+        <w:t xml:space="preserve">        RAISE EXCEPTION 'Agendamento bloqueado: Previsão de chuva de % mm excede o limite de 10 mm permitido.', </w:t>
+      </w:r>
+      <w:proofErr w:type="spellStart"/>
+      <w:r>
+        <w:t>v_chuva</w:t>
+      </w:r>
+      <w:proofErr w:type="spellEnd"/>
+      <w:r>
+        <w:t>;</w:t>
       </w:r>
     </w:p>
     <w:p>
@@ -824,41 +1437,78 @@
         <w:jc w:val="both"/>
       </w:pPr>
       <w:r>
-        <w:t>$$ LANGUAGE plpgsql;</w:t>
-      </w:r>
-    </w:p>
-    <w:p>
-      <w:pPr>
-        <w:jc w:val="both"/>
-      </w:pPr>
-    </w:p>
-    <w:p>
-      <w:pPr>
-        <w:jc w:val="both"/>
-      </w:pPr>
-      <w:r>
-        <w:t>DROP TRIGGER IF EXISTS trg_valida_chuva ON "Agendamento_fertilizacao";</w:t>
-      </w:r>
-    </w:p>
-    <w:p>
-      <w:pPr>
-        <w:jc w:val="both"/>
-      </w:pPr>
-    </w:p>
-    <w:p>
-      <w:pPr>
-        <w:jc w:val="both"/>
-      </w:pPr>
-      <w:r>
-        <w:t>CREATE TRIGGER trg_valida_chuva</w:t>
-      </w:r>
-    </w:p>
-    <w:p>
-      <w:pPr>
-        <w:jc w:val="both"/>
-      </w:pPr>
-      <w:r>
-        <w:t>BEFORE INSERT OR UPDATE ON "Agendamento_fertilizacao"</w:t>
+        <w:t xml:space="preserve">$$ LANGUAGE </w:t>
+      </w:r>
+      <w:proofErr w:type="spellStart"/>
+      <w:r>
+        <w:t>plpgsql</w:t>
+      </w:r>
+      <w:proofErr w:type="spellEnd"/>
+      <w:r>
+        <w:t>;</w:t>
+      </w:r>
+    </w:p>
+    <w:p>
+      <w:pPr>
+        <w:jc w:val="both"/>
+      </w:pPr>
+    </w:p>
+    <w:p>
+      <w:pPr>
+        <w:jc w:val="both"/>
+      </w:pPr>
+      <w:r>
+        <w:t xml:space="preserve">DROP TRIGGER IF EXISTS </w:t>
+      </w:r>
+      <w:proofErr w:type="spellStart"/>
+      <w:r>
+        <w:t>trg_valida_chuva</w:t>
+      </w:r>
+      <w:proofErr w:type="spellEnd"/>
+      <w:r>
+        <w:t xml:space="preserve"> ON "</w:t>
+      </w:r>
+      <w:proofErr w:type="spellStart"/>
+      <w:r>
+        <w:t>Agendamento_fertilizacao</w:t>
+      </w:r>
+      <w:proofErr w:type="spellEnd"/>
+      <w:r>
+        <w:t>";</w:t>
+      </w:r>
+    </w:p>
+    <w:p>
+      <w:pPr>
+        <w:jc w:val="both"/>
+      </w:pPr>
+    </w:p>
+    <w:p>
+      <w:pPr>
+        <w:jc w:val="both"/>
+      </w:pPr>
+      <w:r>
+        <w:t xml:space="preserve">CREATE TRIGGER </w:t>
+      </w:r>
+      <w:proofErr w:type="spellStart"/>
+      <w:r>
+        <w:t>trg_valida_chuva</w:t>
+      </w:r>
+      <w:proofErr w:type="spellEnd"/>
+    </w:p>
+    <w:p>
+      <w:pPr>
+        <w:jc w:val="both"/>
+      </w:pPr>
+      <w:r>
+        <w:t>BEFORE INSERT OR UPDATE ON "</w:t>
+      </w:r>
+      <w:proofErr w:type="spellStart"/>
+      <w:r>
+        <w:t>Agendamento_fertilizacao</w:t>
+      </w:r>
+      <w:proofErr w:type="spellEnd"/>
+      <w:r>
+        <w:t>"</w:t>
       </w:r>
     </w:p>
     <w:p>
@@ -874,7 +1524,23 @@
         <w:jc w:val="both"/>
       </w:pPr>
       <w:r>
-        <w:t>EXECUTE FUNCTION valida_chuva_agendamento();</w:t>
+        <w:t xml:space="preserve">EXECUTE FUNCTION </w:t>
+      </w:r>
+      <w:proofErr w:type="spellStart"/>
+      <w:r>
+        <w:t>valida_chuva_</w:t>
+      </w:r>
+      <w:proofErr w:type="gramStart"/>
+      <w:r>
+        <w:t>agendamento</w:t>
+      </w:r>
+      <w:proofErr w:type="spellEnd"/>
+      <w:r>
+        <w:t>(</w:t>
+      </w:r>
+      <w:proofErr w:type="gramEnd"/>
+      <w:r>
+        <w:t>);</w:t>
       </w:r>
     </w:p>
     <w:p>
@@ -892,7 +1558,23 @@
           <w:bCs/>
         </w:rPr>
         <w:lastRenderedPageBreak/>
-        <w:t>Após alimentação do banco com dados gerados por IA foram realizados testes com selects para testes.</w:t>
+        <w:t xml:space="preserve">Após alimentação do banco com dados gerados por IA foram realizados testes com </w:t>
+      </w:r>
+      <w:proofErr w:type="spellStart"/>
+      <w:r>
+        <w:rPr>
+          <w:b/>
+          <w:bCs/>
+        </w:rPr>
+        <w:t>selects</w:t>
+      </w:r>
+      <w:proofErr w:type="spellEnd"/>
+      <w:r>
+        <w:rPr>
+          <w:b/>
+          <w:bCs/>
+        </w:rPr>
+        <w:t xml:space="preserve"> para testes.</w:t>
       </w:r>
     </w:p>
     <w:p>
@@ -962,8 +1644,21 @@
         <w:jc w:val="center"/>
       </w:pPr>
       <w:r>
-        <w:t>Figura 1: select de dados inseridos na tabela de Analise_solo</w:t>
-      </w:r>
+        <w:t xml:space="preserve">Figura 1: </w:t>
+      </w:r>
+      <w:proofErr w:type="spellStart"/>
+      <w:r>
+        <w:t>select</w:t>
+      </w:r>
+      <w:proofErr w:type="spellEnd"/>
+      <w:r>
+        <w:t xml:space="preserve"> de dados inseridos na tabela de </w:t>
+      </w:r>
+      <w:proofErr w:type="spellStart"/>
+      <w:r>
+        <w:t>Analise_solo</w:t>
+      </w:r>
+      <w:proofErr w:type="spellEnd"/>
     </w:p>
     <w:p>
       <w:pPr>
@@ -1022,8 +1717,21 @@
         <w:jc w:val="center"/>
       </w:pPr>
       <w:r>
-        <w:t>Figura 2: select de dados inseridos na tabela de Previsao_tempo</w:t>
-      </w:r>
+        <w:t xml:space="preserve">Figura 2: </w:t>
+      </w:r>
+      <w:proofErr w:type="spellStart"/>
+      <w:r>
+        <w:t>select</w:t>
+      </w:r>
+      <w:proofErr w:type="spellEnd"/>
+      <w:r>
+        <w:t xml:space="preserve"> de dados inseridos na tabela de </w:t>
+      </w:r>
+      <w:proofErr w:type="spellStart"/>
+      <w:r>
+        <w:t>Previsao_tempo</w:t>
+      </w:r>
+      <w:proofErr w:type="spellEnd"/>
     </w:p>
     <w:p>
       <w:pPr>
@@ -1087,7 +1795,23 @@
         <w:jc w:val="center"/>
       </w:pPr>
       <w:r>
-        <w:t>Figura 3: select de dados inseridos na tabela de Area_plantio com utilização de Join para correlacionar dados de planta</w:t>
+        <w:t xml:space="preserve">Figura 3: </w:t>
+      </w:r>
+      <w:proofErr w:type="spellStart"/>
+      <w:r>
+        <w:t>select</w:t>
+      </w:r>
+      <w:proofErr w:type="spellEnd"/>
+      <w:r>
+        <w:t xml:space="preserve"> de dados inseridos na tabela de </w:t>
+      </w:r>
+      <w:proofErr w:type="spellStart"/>
+      <w:r>
+        <w:t>Area_plantio</w:t>
+      </w:r>
+      <w:proofErr w:type="spellEnd"/>
+      <w:r>
+        <w:t xml:space="preserve"> com utilização de Join para correlacionar dados de planta</w:t>
       </w:r>
     </w:p>
     <w:p>
@@ -1152,7 +1876,31 @@
       </w:pPr>
       <w:r>
         <w:lastRenderedPageBreak/>
-        <w:t>Figura 4: select de dados inseridos na tabela de Agendamento_fertilizacao com joins referentes a funcionário que realizou a operação, área onde a cultura se encontra plantada e a previsão do tempo dentro dos limites dos triggers para permitir o agendamento.</w:t>
+        <w:t xml:space="preserve">Figura 4: </w:t>
+      </w:r>
+      <w:proofErr w:type="spellStart"/>
+      <w:r>
+        <w:t>select</w:t>
+      </w:r>
+      <w:proofErr w:type="spellEnd"/>
+      <w:r>
+        <w:t xml:space="preserve"> de dados inseridos na tabela de </w:t>
+      </w:r>
+      <w:proofErr w:type="spellStart"/>
+      <w:r>
+        <w:t>Agendamento_fertilizacao</w:t>
+      </w:r>
+      <w:proofErr w:type="spellEnd"/>
+      <w:r>
+        <w:t xml:space="preserve"> com </w:t>
+      </w:r>
+      <w:proofErr w:type="spellStart"/>
+      <w:r>
+        <w:t>joins</w:t>
+      </w:r>
+      <w:proofErr w:type="spellEnd"/>
+      <w:r>
+        <w:t xml:space="preserve"> referentes a funcionário que realizou a operação, área onde a cultura se encontra plantada e a previsão do tempo dentro dos limites dos triggers para permitir o agendamento.</w:t>
       </w:r>
     </w:p>
     <w:p>
@@ -1216,7 +1964,15 @@
         <w:t>5</w:t>
       </w:r>
       <w:r>
-        <w:t>: select de agrupamento de tipo de solo por quantidade cadastrada com o a mesma descrição e ordenado por id.</w:t>
+        <w:t xml:space="preserve">: </w:t>
+      </w:r>
+      <w:proofErr w:type="spellStart"/>
+      <w:r>
+        <w:t>select</w:t>
+      </w:r>
+      <w:proofErr w:type="spellEnd"/>
+      <w:r>
+        <w:t xml:space="preserve"> de agrupamento de tipo de solo por quantidade cadastrada com o a mesma descrição e ordenado por id.</w:t>
       </w:r>
     </w:p>
     <w:p/>
@@ -1362,7 +2118,15 @@
         <w:jc w:val="both"/>
       </w:pPr>
       <w:r>
-        <w:t>Durante a criação, a falta de atenção para onde o banco foi criado acabou por complicar um pouco as coisas: ao invés da criação das tabelas ter acontecido na “pasta” de acesso geral do pgAdmin4 – public – ele criou um sub esquema que necessitava do cabeçalho “SET search_path TO” seguido do nome das tabelas, detalhe que corriqueiramente me fugia à cabeça e travava meus avanços até perceber</w:t>
+        <w:t xml:space="preserve">Durante a criação, a falta de atenção para onde o banco foi </w:t>
+      </w:r>
+      <w:proofErr w:type="gramStart"/>
+      <w:r>
+        <w:t>criado</w:t>
+      </w:r>
+      <w:proofErr w:type="gramEnd"/>
+      <w:r>
+        <w:t xml:space="preserve"> acabou por complicar um pouco as coisas: ao invés da criação das tabelas ter acontecido na “pasta” de acesso geral do pgAdmin4 – public – ele criou um sub esquema que necessitava do cabeçalho “SET search_path TO” seguido do nome das tabelas, detalhe que corriqueiramente me fugia à cabeça e travava meus avanços até perceber</w:t>
       </w:r>
       <w:r>
         <w:t xml:space="preserve">, caso a caso, o que havia de errado. Fora isso, conforme a alimentação do banco fluía, sempre com atenção para primariamente a inserção ser de dados que não disparassem o trigger (nesta parte o trigger não havia sido criado e não quis </w:t>
